--- a/Programa.docx
+++ b/Programa.docx
@@ -149,7 +149,7 @@
         <w:tab/>
         <w:t>:</w:t>
         <w:tab/>
-        <w:t>BIO210B</w:t>
+        <w:t>BIO210C</w:t>
       </w:r>
     </w:p>
     <w:p>
@@ -177,7 +177,7 @@
         <w:tab/>
         <w:t>:</w:t>
         <w:tab/>
-        <w:t>10</w:t>
+        <w:t>5</w:t>
       </w:r>
     </w:p>
     <w:p>
@@ -205,7 +205,7 @@
         <w:tab/>
         <w:t>:</w:t>
         <w:tab/>
-        <w:t>4</w:t>
+        <w:t>5,6</w:t>
         <w:tab/>
       </w:r>
     </w:p>
@@ -234,7 +234,7 @@
         <w:tab/>
         <w:t xml:space="preserve">: </w:t>
         <w:tab/>
-        <w:t>MAT1000</w:t>
+        <w:t>MAT1000 y (BIO114B o BIO141C)</w:t>
       </w:r>
     </w:p>
     <w:p>
@@ -675,7 +675,12 @@
     <w:p>
       <w:pPr>
         <w:pStyle w:val="Normal"/>
-        <w:spacing w:lineRule="auto" w:line="240" w:before="0" w:after="0"/>
+        <w:tabs>
+          <w:tab w:val="clear" w:pos="720"/>
+          <w:tab w:val="left" w:pos="284" w:leader="none"/>
+        </w:tabs>
+        <w:spacing w:lineRule="auto" w:line="240" w:before="0" w:after="0"/>
+        <w:jc w:val="both"/>
         <w:rPr>
           <w:sz w:val="20"/>
           <w:szCs w:val="20"/>
@@ -1422,24 +1427,8 @@
           <w:sz w:val="20"/>
           <w:szCs w:val="20"/>
         </w:rPr>
-        <w:t xml:space="preserve"> Otros Lenguajes:</w:t>
-      </w:r>
-    </w:p>
-    <w:p>
-      <w:pPr>
-        <w:pStyle w:val="Normal"/>
-        <w:tabs>
-          <w:tab w:val="clear" w:pos="720"/>
-          <w:tab w:val="left" w:pos="567" w:leader="none"/>
-        </w:tabs>
-        <w:spacing w:lineRule="auto" w:line="240" w:before="0" w:after="0"/>
-        <w:jc w:val="both"/>
-        <w:rPr>
-          <w:iCs/>
-          <w:sz w:val="20"/>
-          <w:szCs w:val="20"/>
-        </w:rPr>
-      </w:pPr>
+        <w:t xml:space="preserve"> </w:t>
+      </w:r>
       <w:r>
         <w:rPr>
           <w:b/>
@@ -1448,9 +1437,113 @@
           <w:sz w:val="20"/>
           <w:szCs w:val="20"/>
         </w:rPr>
-        <w:t xml:space="preserve">       </w:t>
-      </w:r>
-      <w:r>
+        <w:t>Programación en R</w:t>
+      </w:r>
+    </w:p>
+    <w:p>
+      <w:pPr>
+        <w:pStyle w:val="Normal"/>
+        <w:tabs>
+          <w:tab w:val="clear" w:pos="720"/>
+          <w:tab w:val="left" w:pos="567" w:leader="none"/>
+        </w:tabs>
+        <w:spacing w:lineRule="auto" w:line="240" w:before="0" w:after="0"/>
+        <w:jc w:val="both"/>
+        <w:rPr>
+          <w:iCs/>
+          <w:sz w:val="20"/>
+          <w:szCs w:val="20"/>
+        </w:rPr>
+      </w:pPr>
+      <w:r>
+        <w:rPr>
+          <w:iCs/>
+          <w:sz w:val="20"/>
+          <w:szCs w:val="20"/>
+        </w:rPr>
+        <w:t>5.1 Instalación y estructura de programas en R</w:t>
+      </w:r>
+    </w:p>
+    <w:p>
+      <w:pPr>
+        <w:pStyle w:val="Normal"/>
+        <w:tabs>
+          <w:tab w:val="clear" w:pos="720"/>
+          <w:tab w:val="left" w:pos="567" w:leader="none"/>
+        </w:tabs>
+        <w:spacing w:lineRule="auto" w:line="240" w:before="0" w:after="0"/>
+        <w:jc w:val="both"/>
+        <w:rPr>
+          <w:iCs/>
+          <w:sz w:val="20"/>
+          <w:szCs w:val="20"/>
+        </w:rPr>
+      </w:pPr>
+      <w:r>
+        <w:rPr>
+          <w:iCs/>
+          <w:sz w:val="20"/>
+          <w:szCs w:val="20"/>
+        </w:rPr>
+        <w:t>5.2 Tipos de datos, constantes, variables y funciones en R</w:t>
+      </w:r>
+    </w:p>
+    <w:p>
+      <w:pPr>
+        <w:pStyle w:val="Normal"/>
+        <w:tabs>
+          <w:tab w:val="clear" w:pos="720"/>
+          <w:tab w:val="left" w:pos="567" w:leader="none"/>
+        </w:tabs>
+        <w:spacing w:lineRule="auto" w:line="240" w:before="0" w:after="0"/>
+        <w:jc w:val="both"/>
+        <w:rPr>
+          <w:iCs/>
+          <w:sz w:val="20"/>
+          <w:szCs w:val="20"/>
+        </w:rPr>
+      </w:pPr>
+      <w:r>
+        <w:rPr>
+          <w:iCs/>
+          <w:sz w:val="20"/>
+          <w:szCs w:val="20"/>
+        </w:rPr>
+        <w:t>5.3 Creación y ejecución de programas en R. Ejemplos prácticos y simples de utilidad</w:t>
+      </w:r>
+    </w:p>
+    <w:p>
+      <w:pPr>
+        <w:pStyle w:val="Normal"/>
+        <w:tabs>
+          <w:tab w:val="clear" w:pos="720"/>
+          <w:tab w:val="left" w:pos="567" w:leader="none"/>
+        </w:tabs>
+        <w:spacing w:lineRule="auto" w:line="240" w:before="0" w:after="0"/>
+        <w:jc w:val="both"/>
+        <w:rPr>
+          <w:iCs/>
+          <w:sz w:val="20"/>
+          <w:szCs w:val="20"/>
+        </w:rPr>
+      </w:pPr>
+      <w:r>
+        <w:rPr>
+          <w:iCs/>
+          <w:sz w:val="20"/>
+          <w:szCs w:val="20"/>
+        </w:rPr>
+      </w:r>
+    </w:p>
+    <w:p>
+      <w:pPr>
+        <w:pStyle w:val="Normal"/>
+        <w:tabs>
+          <w:tab w:val="clear" w:pos="720"/>
+          <w:tab w:val="left" w:pos="567" w:leader="none"/>
+        </w:tabs>
+        <w:spacing w:lineRule="auto" w:line="240" w:before="0" w:after="0"/>
+        <w:jc w:val="both"/>
         <w:rPr>
           <w:b/>
           <w:bCs/>
@@ -1458,90 +1551,8 @@
           <w:sz w:val="20"/>
           <w:szCs w:val="20"/>
         </w:rPr>
-        <w:t>Programación en R</w:t>
-      </w:r>
-    </w:p>
-    <w:p>
-      <w:pPr>
-        <w:pStyle w:val="Normal"/>
-        <w:tabs>
-          <w:tab w:val="clear" w:pos="720"/>
-          <w:tab w:val="left" w:pos="567" w:leader="none"/>
-        </w:tabs>
-        <w:spacing w:lineRule="auto" w:line="240" w:before="0" w:after="0"/>
-        <w:jc w:val="both"/>
-        <w:rPr>
-          <w:iCs/>
-          <w:sz w:val="20"/>
-          <w:szCs w:val="20"/>
-        </w:rPr>
-      </w:pPr>
-      <w:r>
-        <w:rPr>
-          <w:iCs/>
-          <w:sz w:val="20"/>
-          <w:szCs w:val="20"/>
-        </w:rPr>
-        <w:t>5.1 Instalación y estructura de programas en R</w:t>
-      </w:r>
-    </w:p>
-    <w:p>
-      <w:pPr>
-        <w:pStyle w:val="Normal"/>
-        <w:tabs>
-          <w:tab w:val="clear" w:pos="720"/>
-          <w:tab w:val="left" w:pos="567" w:leader="none"/>
-        </w:tabs>
-        <w:spacing w:lineRule="auto" w:line="240" w:before="0" w:after="0"/>
-        <w:jc w:val="both"/>
-        <w:rPr>
-          <w:iCs/>
-          <w:sz w:val="20"/>
-          <w:szCs w:val="20"/>
-        </w:rPr>
-      </w:pPr>
-      <w:r>
-        <w:rPr>
-          <w:iCs/>
-          <w:sz w:val="20"/>
-          <w:szCs w:val="20"/>
-        </w:rPr>
-        <w:t>5.2 Tipos de datos, constantes, variables y funciones en R</w:t>
-      </w:r>
-    </w:p>
-    <w:p>
-      <w:pPr>
-        <w:pStyle w:val="Normal"/>
-        <w:tabs>
-          <w:tab w:val="clear" w:pos="720"/>
-          <w:tab w:val="left" w:pos="567" w:leader="none"/>
-        </w:tabs>
-        <w:spacing w:lineRule="auto" w:line="240" w:before="0" w:after="0"/>
-        <w:jc w:val="both"/>
-        <w:rPr>
-          <w:iCs/>
-          <w:sz w:val="20"/>
-          <w:szCs w:val="20"/>
-        </w:rPr>
-      </w:pPr>
-      <w:r>
-        <w:rPr>
-          <w:iCs/>
-          <w:sz w:val="20"/>
-          <w:szCs w:val="20"/>
-        </w:rPr>
-        <w:t>5.3 Creación y ejecución de programas en R. Ejemplos prácticos y simples de utilidad</w:t>
-      </w:r>
-    </w:p>
-    <w:p>
-      <w:pPr>
-        <w:pStyle w:val="Normal"/>
-        <w:tabs>
-          <w:tab w:val="clear" w:pos="720"/>
-          <w:tab w:val="left" w:pos="567" w:leader="none"/>
-        </w:tabs>
-        <w:spacing w:lineRule="auto" w:line="240" w:before="0" w:after="0"/>
-        <w:jc w:val="both"/>
+      </w:pPr>
+      <w:r>
         <w:rPr>
           <w:b/>
           <w:bCs/>
@@ -1549,8 +1560,18 @@
           <w:sz w:val="20"/>
           <w:szCs w:val="20"/>
         </w:rPr>
-      </w:pPr>
-      <w:r>
+        <w:t>6. Introducción a la shell de UNIX</w:t>
+      </w:r>
+    </w:p>
+    <w:p>
+      <w:pPr>
+        <w:pStyle w:val="Normal"/>
+        <w:tabs>
+          <w:tab w:val="clear" w:pos="720"/>
+          <w:tab w:val="left" w:pos="567" w:leader="none"/>
+        </w:tabs>
+        <w:spacing w:lineRule="auto" w:line="240" w:before="0" w:after="0"/>
+        <w:jc w:val="both"/>
         <w:rPr>
           <w:b/>
           <w:bCs/>
@@ -1558,8 +1579,7 @@
           <w:sz w:val="20"/>
           <w:szCs w:val="20"/>
         </w:rPr>
-        <w:t xml:space="preserve">      </w:t>
-      </w:r>
+      </w:pPr>
       <w:r>
         <w:rPr>
           <w:b/>
@@ -1568,7 +1588,6 @@
           <w:sz w:val="20"/>
           <w:szCs w:val="20"/>
         </w:rPr>
-        <w:t>Bash</w:t>
       </w:r>
     </w:p>
     <w:p>
@@ -1592,55 +1611,55 @@
           <w:sz w:val="20"/>
           <w:szCs w:val="20"/>
         </w:rPr>
-        <w:t>5.4 Comandos básicos e intermedios de la shell de UNIX</w:t>
-      </w:r>
-    </w:p>
-    <w:p>
-      <w:pPr>
-        <w:pStyle w:val="Normal"/>
-        <w:tabs>
-          <w:tab w:val="clear" w:pos="720"/>
-          <w:tab w:val="left" w:pos="567" w:leader="none"/>
-        </w:tabs>
-        <w:spacing w:lineRule="auto" w:line="240" w:before="0" w:after="0"/>
-        <w:jc w:val="both"/>
-        <w:rPr>
-          <w:iCs/>
-          <w:sz w:val="20"/>
-          <w:szCs w:val="20"/>
-        </w:rPr>
-      </w:pPr>
-      <w:r>
-        <w:rPr>
-          <w:iCs/>
-          <w:sz w:val="20"/>
-          <w:szCs w:val="20"/>
-        </w:rPr>
-        <w:t>5.5 Creación y ejecución de script para la shell UNIX. Ejemplos prácticos y simples de utilidad.</w:t>
-      </w:r>
-    </w:p>
-    <w:p>
-      <w:pPr>
-        <w:pStyle w:val="Normal"/>
-        <w:tabs>
-          <w:tab w:val="clear" w:pos="720"/>
-          <w:tab w:val="left" w:pos="567" w:leader="none"/>
-        </w:tabs>
-        <w:spacing w:lineRule="auto" w:line="240" w:before="0" w:after="0"/>
-        <w:jc w:val="both"/>
-        <w:rPr>
-          <w:iCs/>
-          <w:sz w:val="20"/>
-          <w:szCs w:val="20"/>
-        </w:rPr>
-      </w:pPr>
-      <w:r>
-        <w:rPr>
-          <w:iCs/>
-          <w:sz w:val="20"/>
-          <w:szCs w:val="20"/>
-        </w:rPr>
-        <w:t>5.6 Orquestación</w:t>
+        <w:t>6.1 Comandos básicos e intermedios de la shell de UNIX</w:t>
+      </w:r>
+    </w:p>
+    <w:p>
+      <w:pPr>
+        <w:pStyle w:val="Normal"/>
+        <w:tabs>
+          <w:tab w:val="clear" w:pos="720"/>
+          <w:tab w:val="left" w:pos="567" w:leader="none"/>
+        </w:tabs>
+        <w:spacing w:lineRule="auto" w:line="240" w:before="0" w:after="0"/>
+        <w:jc w:val="both"/>
+        <w:rPr>
+          <w:iCs/>
+          <w:sz w:val="20"/>
+          <w:szCs w:val="20"/>
+        </w:rPr>
+      </w:pPr>
+      <w:r>
+        <w:rPr>
+          <w:iCs/>
+          <w:sz w:val="20"/>
+          <w:szCs w:val="20"/>
+        </w:rPr>
+        <w:t>6.2 Creación y ejecución de script para la shell UNIX. Ejemplos prácticos y simples de utilidad.</w:t>
+      </w:r>
+    </w:p>
+    <w:p>
+      <w:pPr>
+        <w:pStyle w:val="Normal"/>
+        <w:tabs>
+          <w:tab w:val="clear" w:pos="720"/>
+          <w:tab w:val="left" w:pos="567" w:leader="none"/>
+        </w:tabs>
+        <w:spacing w:lineRule="auto" w:line="240" w:before="0" w:after="0"/>
+        <w:jc w:val="both"/>
+        <w:rPr>
+          <w:iCs/>
+          <w:sz w:val="20"/>
+          <w:szCs w:val="20"/>
+        </w:rPr>
+      </w:pPr>
+      <w:r>
+        <w:rPr>
+          <w:iCs/>
+          <w:sz w:val="20"/>
+          <w:szCs w:val="20"/>
+        </w:rPr>
+        <w:t>6.3 Pseudocódigos y diagramas de flujo</w:t>
       </w:r>
     </w:p>
     <w:p>
@@ -1931,43 +1950,7 @@
         <w:tab/>
         <w:tab/>
         <w:tab/>
-      </w:r>
-      <w:r>
-        <w:rPr>
-          <w:sz w:val="20"/>
-          <w:szCs w:val="20"/>
-        </w:rPr>
-        <w:t>3</w:t>
-      </w:r>
-      <w:r>
-        <w:rPr>
-          <w:sz w:val="20"/>
-          <w:szCs w:val="20"/>
-        </w:rPr>
-        <w:t>0%</w:t>
-      </w:r>
-    </w:p>
-    <w:p>
-      <w:pPr>
-        <w:pStyle w:val="Normal"/>
-        <w:spacing w:lineRule="auto" w:line="240" w:before="0" w:after="0"/>
-        <w:jc w:val="both"/>
-        <w:rPr>
-          <w:sz w:val="20"/>
-          <w:szCs w:val="20"/>
-        </w:rPr>
-      </w:pPr>
-      <w:r>
-        <w:rPr>
-          <w:sz w:val="20"/>
-          <w:szCs w:val="20"/>
-        </w:rPr>
-        <w:t>Prácticos</w:t>
-        <w:tab/>
-        <w:tab/>
-        <w:tab/>
-        <w:tab/>
-        <w:t>30%</w:t>
+        <w:t>50%</w:t>
       </w:r>
     </w:p>
     <w:p>
@@ -1988,20 +1971,39 @@
         <w:t xml:space="preserve">Tareas                                    </w:t>
         <w:tab/>
         <w:tab/>
-      </w:r>
-      <w:r>
-        <w:rPr>
-          <w:sz w:val="20"/>
-          <w:szCs w:val="20"/>
-        </w:rPr>
-        <w:t>4</w:t>
-      </w:r>
-      <w:r>
-        <w:rPr>
-          <w:sz w:val="20"/>
-          <w:szCs w:val="20"/>
-        </w:rPr>
-        <w:t>0%</w:t>
+        <w:t>50%</w:t>
+      </w:r>
+    </w:p>
+    <w:p>
+      <w:pPr>
+        <w:pStyle w:val="Normal"/>
+        <w:spacing w:lineRule="auto" w:line="240" w:before="0" w:after="0"/>
+        <w:jc w:val="both"/>
+        <w:rPr>
+          <w:sz w:val="20"/>
+          <w:szCs w:val="20"/>
+        </w:rPr>
+      </w:pPr>
+      <w:r>
+        <w:rPr/>
+      </w:r>
+    </w:p>
+    <w:p>
+      <w:pPr>
+        <w:pStyle w:val="Normal"/>
+        <w:spacing w:lineRule="auto" w:line="240" w:before="0" w:after="0"/>
+        <w:jc w:val="both"/>
+        <w:rPr>
+          <w:sz w:val="20"/>
+          <w:szCs w:val="20"/>
+        </w:rPr>
+      </w:pPr>
+      <w:r>
+        <w:rPr>
+          <w:sz w:val="20"/>
+          <w:szCs w:val="20"/>
+        </w:rPr>
+        <w:t>Se borrarán tanto el peor control como la peor tarea.</w:t>
       </w:r>
     </w:p>
     <w:p>
